--- a/Wi-Fi Module-1.docx
+++ b/Wi-Fi Module-1.docx
@@ -72,7 +72,7 @@
           <w:sz w:val="26"/>
           <w:szCs w:val="26"/>
         </w:rPr>
-        <w:t>Data Link Layer (Layer 2)</w:t>
+        <w:t>Physical Layer and Data Link Layer</w:t>
       </w:r>
       <w:r>
         <w:rPr>
@@ -96,7 +96,44 @@
           <w:sz w:val="26"/>
           <w:szCs w:val="26"/>
         </w:rPr>
-        <w:t>Wi-Fi helps in managing things like sending data in the form of frames, using MAC addresses to identify devices, and controlling how multiple devices share the wireless medium without causing too many collisions.</w:t>
+        <w:t>Wi-Fi helps in managing things like sending data in the form of frames, using MAC addresses to identify devices, and controlling how multiple devices share the wireless medium w</w:t>
+      </w:r>
+      <w:r>
+        <w:rPr>
+          <w:sz w:val="26"/>
+          <w:szCs w:val="26"/>
+        </w:rPr>
+        <w:t xml:space="preserve">ithout causing too many </w:t>
+      </w:r>
+      <w:proofErr w:type="spellStart"/>
+      <w:r>
+        <w:rPr>
+          <w:sz w:val="26"/>
+          <w:szCs w:val="26"/>
+        </w:rPr>
+        <w:t>collisions.</w:t>
+      </w:r>
+      <w:r>
+        <w:rPr>
+          <w:sz w:val="26"/>
+          <w:szCs w:val="26"/>
+        </w:rPr>
+        <w:t>In</w:t>
+      </w:r>
+      <w:proofErr w:type="spellEnd"/>
+      <w:r>
+        <w:rPr>
+          <w:sz w:val="26"/>
+          <w:szCs w:val="26"/>
+        </w:rPr>
+        <w:t xml:space="preserve"> Physical Layer, </w:t>
+      </w:r>
+      <w:r>
+        <w:rPr>
+          <w:sz w:val="26"/>
+          <w:szCs w:val="26"/>
+        </w:rPr>
+        <w:t>it deals with how data is actually transmitted through the air using radio signals, frequencies, and modulation techniques.</w:t>
       </w:r>
     </w:p>
     <w:p>
@@ -108,8 +145,7 @@
           <w:lang w:val="en-US"/>
         </w:rPr>
       </w:pPr>
-      <w:bookmarkStart w:id="0" w:name="_GoBack"/>
-      <w:bookmarkEnd w:id="0"/>
+      <w:proofErr w:type="gramStart"/>
       <w:r>
         <w:rPr>
           <w:rFonts w:ascii="Times New Roman" w:hAnsi="Times New Roman" w:cs="Times New Roman"/>
@@ -117,7 +153,17 @@
           <w:szCs w:val="26"/>
           <w:lang w:val="en-US"/>
         </w:rPr>
-        <w:t>2.Can you share the Wi-Fi devices that you are using day to day life, share that device's wireless capability/properties after connecting to network. Match your device to corresponding Wi-Fi Generations based on properties</w:t>
+        <w:t>2.Can</w:t>
+      </w:r>
+      <w:proofErr w:type="gramEnd"/>
+      <w:r>
+        <w:rPr>
+          <w:rFonts w:ascii="Times New Roman" w:hAnsi="Times New Roman" w:cs="Times New Roman"/>
+          <w:sz w:val="26"/>
+          <w:szCs w:val="26"/>
+          <w:lang w:val="en-US"/>
+        </w:rPr>
+        <w:t xml:space="preserve"> you share the Wi-Fi devices that you are using day to day life, share that device's wireless capability/properties after connecting to network. Match your device to corresponding Wi-Fi Generations based on properties</w:t>
       </w:r>
     </w:p>
     <w:p>
@@ -273,6 +319,7 @@
           <w:szCs w:val="26"/>
           <w:lang w:eastAsia="en-IN"/>
         </w:rPr>
+        <w:lastRenderedPageBreak/>
         <w:t>Device Name</w:t>
       </w:r>
       <w:r>
@@ -308,7 +355,6 @@
           <w:szCs w:val="26"/>
           <w:lang w:eastAsia="en-IN"/>
         </w:rPr>
-        <w:lastRenderedPageBreak/>
         <w:t>Adapter</w:t>
       </w:r>
       <w:r>
@@ -2510,7 +2556,16 @@
           <w:sz w:val="26"/>
           <w:szCs w:val="26"/>
         </w:rPr>
-        <w:t>, but they differ in speed and frequency.</w:t>
+        <w:t xml:space="preserve">, but they differ </w:t>
+      </w:r>
+      <w:bookmarkStart w:id="0" w:name="_GoBack"/>
+      <w:bookmarkEnd w:id="0"/>
+      <w:r>
+        <w:rPr>
+          <w:sz w:val="26"/>
+          <w:szCs w:val="26"/>
+        </w:rPr>
+        <w:t>in speed and frequency.</w:t>
       </w:r>
     </w:p>
     <w:p>
@@ -2532,15 +2587,14 @@
         </w:rPr>
         <w:t xml:space="preserve">       </w:t>
       </w:r>
-      <w:proofErr w:type="gramStart"/>
-      <w:r>
-        <w:rPr>
-          <w:rFonts w:ascii="Times New Roman" w:eastAsia="Times New Roman" w:hAnsi="Times New Roman" w:cs="Times New Roman"/>
-          <w:sz w:val="26"/>
-          <w:szCs w:val="26"/>
-          <w:lang w:eastAsia="en-IN"/>
-        </w:rPr>
-        <w:t xml:space="preserve">  </w:t>
+      <w:r>
+        <w:rPr>
+          <w:rFonts w:ascii="Times New Roman" w:eastAsia="Times New Roman" w:hAnsi="Times New Roman" w:cs="Times New Roman"/>
+          <w:sz w:val="26"/>
+          <w:szCs w:val="26"/>
+          <w:lang w:eastAsia="en-IN"/>
+        </w:rPr>
+        <w:t xml:space="preserve">  </w:t>
       </w:r>
       <w:r>
         <w:rPr>
@@ -2553,7 +2607,6 @@
         </w:rPr>
         <w:t>802.11a</w:t>
       </w:r>
-      <w:proofErr w:type="gramEnd"/>
       <w:r>
         <w:rPr>
           <w:rFonts w:ascii="Times New Roman" w:eastAsia="Times New Roman" w:hAnsi="Times New Roman" w:cs="Times New Roman"/>
@@ -2653,15 +2706,14 @@
           <w:sz w:val="26"/>
           <w:szCs w:val="26"/>
         </w:rPr>
-        <w:t xml:space="preserve">        </w:t>
-      </w:r>
-      <w:proofErr w:type="gramStart"/>
-      <w:r>
-        <w:rPr>
-          <w:sz w:val="26"/>
-          <w:szCs w:val="26"/>
-        </w:rPr>
-        <w:t xml:space="preserve">  </w:t>
+        <w:t xml:space="preserve">       </w:t>
+      </w:r>
+      <w:r>
+        <w:rPr>
+          <w:sz w:val="26"/>
+          <w:szCs w:val="26"/>
+        </w:rPr>
+        <w:t xml:space="preserve">  </w:t>
       </w:r>
       <w:r>
         <w:rPr>
@@ -2672,7 +2724,6 @@
         </w:rPr>
         <w:t>802.11b</w:t>
       </w:r>
-      <w:proofErr w:type="gramEnd"/>
       <w:r>
         <w:rPr>
           <w:sz w:val="26"/>
@@ -4130,17 +4181,19 @@
           <w:lang w:eastAsia="en-IN"/>
         </w:rPr>
       </w:pPr>
-      <w:r>
-        <w:rPr>
-          <w:rFonts w:ascii="Times New Roman" w:eastAsia="Times New Roman" w:hAnsi="Times New Roman" w:cs="Times New Roman"/>
-          <w:b/>
-          <w:bCs/>
-          <w:sz w:val="26"/>
-          <w:szCs w:val="26"/>
-          <w:lang w:eastAsia="en-IN"/>
-        </w:rPr>
-        <w:t>Cable (Coaxial)</w:t>
-      </w:r>
+      <w:proofErr w:type="spellStart"/>
+      <w:r>
+        <w:rPr>
+          <w:rFonts w:ascii="Times New Roman" w:eastAsia="Times New Roman" w:hAnsi="Times New Roman" w:cs="Times New Roman"/>
+          <w:b/>
+          <w:bCs/>
+          <w:sz w:val="26"/>
+          <w:szCs w:val="26"/>
+          <w:lang w:eastAsia="en-IN"/>
+        </w:rPr>
+        <w:t>MoCA</w:t>
+      </w:r>
+      <w:proofErr w:type="spellEnd"/>
       <w:r>
         <w:rPr>
           <w:rFonts w:ascii="Times New Roman" w:eastAsia="Times New Roman" w:hAnsi="Times New Roman" w:cs="Times New Roman"/>
@@ -4817,17 +4870,7 @@
           <w:sz w:val="26"/>
           <w:szCs w:val="26"/>
         </w:rPr>
-        <w:t>4</w:t>
-      </w:r>
-      <w:r>
-        <w:rPr>
-          <w:rStyle w:val="Strong"/>
-          <w:b/>
-          <w:bCs/>
-          <w:sz w:val="26"/>
-          <w:szCs w:val="26"/>
-        </w:rPr>
-        <w:t>. Bridge Mode</w:t>
+        <w:t>4. Bridge Mode</w:t>
       </w:r>
     </w:p>
     <w:p>
